--- a/klagomål/A 31216-2026 FSC-klagomål.docx
+++ b/klagomål/A 31216-2026 FSC-klagomål.docx
@@ -681,7 +681,7 @@
     <w:r>
       <w:tab/>
       <w:tab/>
-      <w:t>2026-07-15</w:t>
+      <w:t>2026-07-16</w:t>
       <w:br/>
       <w:br/>
     </w:r>

--- a/klagomål/A 31216-2026 FSC-klagomål.docx
+++ b/klagomål/A 31216-2026 FSC-klagomål.docx
@@ -681,7 +681,7 @@
     <w:r>
       <w:tab/>
       <w:tab/>
-      <w:t>2026-07-16</w:t>
+      <w:t>2026-07-17</w:t>
       <w:br/>
       <w:br/>
     </w:r>

--- a/klagomål/A 31216-2026 FSC-klagomål.docx
+++ b/klagomål/A 31216-2026 FSC-klagomål.docx
@@ -681,7 +681,7 @@
     <w:r>
       <w:tab/>
       <w:tab/>
-      <w:t>2026-07-17</w:t>
+      <w:t>2026-07-18</w:t>
       <w:br/>
       <w:br/>
     </w:r>

--- a/klagomål/A 31216-2026 FSC-klagomål.docx
+++ b/klagomål/A 31216-2026 FSC-klagomål.docx
@@ -681,7 +681,7 @@
     <w:r>
       <w:tab/>
       <w:tab/>
-      <w:t>2026-07-18</w:t>
+      <w:t>2026-07-19</w:t>
       <w:br/>
       <w:br/>
     </w:r>

--- a/klagomål/A 31216-2026 FSC-klagomål.docx
+++ b/klagomål/A 31216-2026 FSC-klagomål.docx
@@ -681,7 +681,7 @@
     <w:r>
       <w:tab/>
       <w:tab/>
-      <w:t>2026-07-19</w:t>
+      <w:t>2026-07-20</w:t>
       <w:br/>
       <w:br/>
     </w:r>

--- a/klagomål/A 31216-2026 FSC-klagomål.docx
+++ b/klagomål/A 31216-2026 FSC-klagomål.docx
@@ -681,7 +681,7 @@
     <w:r>
       <w:tab/>
       <w:tab/>
-      <w:t>2026-07-20</w:t>
+      <w:t>2026-07-21</w:t>
       <w:br/>
       <w:br/>
     </w:r>

--- a/klagomål/A 31216-2026 FSC-klagomål.docx
+++ b/klagomål/A 31216-2026 FSC-klagomål.docx
@@ -681,7 +681,7 @@
     <w:r>
       <w:tab/>
       <w:tab/>
-      <w:t>2026-07-21</w:t>
+      <w:t>2026-07-22</w:t>
       <w:br/>
       <w:br/>
     </w:r>

--- a/klagomål/A 31216-2026 FSC-klagomål.docx
+++ b/klagomål/A 31216-2026 FSC-klagomål.docx
@@ -681,7 +681,7 @@
     <w:r>
       <w:tab/>
       <w:tab/>
-      <w:t>2026-07-22</w:t>
+      <w:t>2026-07-23</w:t>
       <w:br/>
       <w:br/>
     </w:r>

--- a/klagomål/A 31216-2026 FSC-klagomål.docx
+++ b/klagomål/A 31216-2026 FSC-klagomål.docx
@@ -681,7 +681,7 @@
     <w:r>
       <w:tab/>
       <w:tab/>
-      <w:t>2026-07-23</w:t>
+      <w:t>2026-07-24</w:t>
       <w:br/>
       <w:br/>
     </w:r>

--- a/klagomål/A 31216-2026 FSC-klagomål.docx
+++ b/klagomål/A 31216-2026 FSC-klagomål.docx
@@ -163,7 +163,7 @@
         <w:pStyle w:val="Title"/>
       </w:pPr>
       <w:r>
-        <w:t>Inledande FSC- /PEFC-klagomål – information om höga naturvärden i avverkningsanmälan A 31216-2026 i Västerviks kommun</w:t>
+        <w:t>Inledande FSC- /PEFC-klagomål – information om höga naturvärden och fridlysta arter i avverkningsanmälan A 31216-2026 i Västerviks kommun</w:t>
       </w:r>
     </w:p>
     <w:p>
@@ -178,7 +178,7 @@
       <w:r>
         <w:drawing>
           <wp:inline xmlns:a="http://schemas.openxmlformats.org/drawingml/2006/main" xmlns:pic="http://schemas.openxmlformats.org/drawingml/2006/picture">
-            <wp:extent cx="5486400" cy="4115743"/>
+            <wp:extent cx="5486400" cy="4353298"/>
             <wp:docPr id="1" name="Picture 1"/>
             <wp:cNvGraphicFramePr>
               <a:graphicFrameLocks noChangeAspect="1"/>
@@ -199,7 +199,7 @@
                   <pic:spPr>
                     <a:xfrm>
                       <a:off x="0" y="0"/>
-                      <a:ext cx="5486400" cy="4115743"/>
+                      <a:ext cx="5486400" cy="4353298"/>
                     </a:xfrm>
                     <a:prstGeom prst="rect"/>
                   </pic:spPr>
@@ -216,12 +216,12 @@
         <w:spacing w:after="240"/>
       </w:pPr>
       <w:r>
-        <w:t>Figur 1. Fyndplatser för naturvårdsarter inom 12 meter från avverkningsanmälan. Markörer utan svart kant är placerade på fyndplatsen. Markörer med svart kant är placerade vid sidan av fyndplatsen har ett svart streck som visar fyndplatsens exakta position. Kartans mittpunktskoordinat är N 6437373, E 581690 i SWEREF 99 TM.</w:t>
+        <w:t>Figur 1. Fyndplatser för naturvårdsarter i och inom 12 meter från avverkningsanmälan. Markörer utan svart kant är placerade på fyndplatsen. Markörer med svart kant är placerade vid sidan av fyndplatsen och har ett svart streck som visar fyndplatsens exakta position. Kartans mittpunktskoordinat är N 6437373, E 581690 i SWEREF 99 TM.</w:t>
       </w:r>
     </w:p>
     <w:p>
       <w:r>
-        <w:t>Inom 12 meter från avverkningsanmälan finns fynd av 1 naturvårdsarter, varav 1 är typisk (T) och 1 är signalart (S): guldlockmossa (S, T). Se Figur 1.</w:t>
+        <w:t>I och inom 12 meter från avverkningsanmälan finns fynd av 3 naturvårdsarter, varav 2 är fridlysta, 2 är typiska (T) och 3 är signalarter (S): ekoxe (S, §6), guldlockmossa (S, T) och skogsknipprot (S, T, §8). Se Figur 1.</w:t>
       </w:r>
     </w:p>
     <w:p>
@@ -252,6 +252,26 @@
         <w:rPr>
           <w:b/>
         </w:rPr>
+        <w:t xml:space="preserve">Ekoxe (§6) </w:t>
+      </w:r>
+      <w:r>
+        <w:t>omfattas av EU:s art- och habitatdirektiv och är fridlyst enligt 6 § artskyddsförordningen.</w:t>
+      </w:r>
+      <w:r>
+        <w:rPr>
+          <w:b/>
+        </w:rPr>
+        <w:t xml:space="preserve"> </w:t>
+      </w:r>
+      <w:r>
+        <w:t>Dess larvutveckling sker i och vid stubbar, i lågor med markkontakt och grövre döda rötter av olika lövträd, även i döda rotdelar på levande träd. I Sverige främst funnen i ek men även några gånger i bok, hassel, ask och björk. Arten lever främst i halvöppna miljöer såsom trädklädda hagmarker eller gles skog, gärna i sydsluttningar. Arten påverkas negativt av brist på grova eller gamla träd och det föreligger indikation på eller misstanke om populationsminskning. Minskningen avser kvalitén på artens habitat (SLU Artdatabanken, 2025).</w:t>
+      </w:r>
+    </w:p>
+    <w:p>
+      <w:r>
+        <w:rPr>
+          <w:b/>
+        </w:rPr>
         <w:t>Guldlockmossa</w:t>
       </w:r>
       <w:r>
@@ -274,6 +294,26 @@
       </w:r>
       <w:r>
         <w:t>(Nitare &amp; Skogsstyrelsen, 2019; SLU Artdatabanken, 2025).</w:t>
+      </w:r>
+    </w:p>
+    <w:p>
+      <w:r>
+        <w:rPr>
+          <w:b/>
+        </w:rPr>
+        <w:t>Skogsknipprot (§8)</w:t>
+      </w:r>
+      <w:r>
+        <w:t xml:space="preserve"> är fridlyst enligt 8§ artskyddsförordningen och typisk art för </w:t>
+      </w:r>
+      <w:r>
+        <w:rPr>
+          <w:i/>
+        </w:rPr>
+        <w:t>9050 Näringsrik granskog</w:t>
+      </w:r>
+      <w:r>
+        <w:t xml:space="preserve"> (SLU Artdatabanken, 2025).</w:t>
       </w:r>
     </w:p>
     <w:p>
@@ -366,7 +406,7 @@
         <w:rPr>
           <w:i/>
         </w:rPr>
-        <w:t>I det avverkningsanmälda skogsområdet har 1 naturvårdsarter varav 0 rödlistade arter sina livsmiljöer och växtplatser.</w:t>
+        <w:t>I det avverkningsanmälda skogsområdet har 3 naturvårdsarter varav 0 rödlistade arter sina livsmiljöer och växtplatser.</w:t>
       </w:r>
     </w:p>
     <w:p>
@@ -681,7 +721,7 @@
     <w:r>
       <w:tab/>
       <w:tab/>
-      <w:t>2026-08-14</w:t>
+      <w:t>2026-08-15</w:t>
       <w:br/>
       <w:br/>
     </w:r>

--- a/klagomål/A 31216-2026 FSC-klagomål.docx
+++ b/klagomål/A 31216-2026 FSC-klagomål.docx
@@ -721,7 +721,7 @@
     <w:r>
       <w:tab/>
       <w:tab/>
-      <w:t>2026-08-15</w:t>
+      <w:t>2026-08-16</w:t>
       <w:br/>
       <w:br/>
     </w:r>

--- a/klagomål/A 31216-2026 FSC-klagomål.docx
+++ b/klagomål/A 31216-2026 FSC-klagomål.docx
@@ -721,7 +721,7 @@
     <w:r>
       <w:tab/>
       <w:tab/>
-      <w:t>2026-08-16</w:t>
+      <w:t>2026-08-17</w:t>
       <w:br/>
       <w:br/>
     </w:r>

--- a/klagomål/A 31216-2026 FSC-klagomål.docx
+++ b/klagomål/A 31216-2026 FSC-klagomål.docx
@@ -721,7 +721,7 @@
     <w:r>
       <w:tab/>
       <w:tab/>
-      <w:t>2026-08-17</w:t>
+      <w:t>2026-08-18</w:t>
       <w:br/>
       <w:br/>
     </w:r>

--- a/klagomål/A 31216-2026 FSC-klagomål.docx
+++ b/klagomål/A 31216-2026 FSC-klagomål.docx
@@ -721,7 +721,7 @@
     <w:r>
       <w:tab/>
       <w:tab/>
-      <w:t>2026-08-18</w:t>
+      <w:t>2026-08-19</w:t>
       <w:br/>
       <w:br/>
     </w:r>

--- a/klagomål/A 31216-2026 FSC-klagomål.docx
+++ b/klagomål/A 31216-2026 FSC-klagomål.docx
@@ -721,7 +721,7 @@
     <w:r>
       <w:tab/>
       <w:tab/>
-      <w:t>2026-08-19</w:t>
+      <w:t>2026-08-20</w:t>
       <w:br/>
       <w:br/>
     </w:r>

--- a/klagomål/A 31216-2026 FSC-klagomål.docx
+++ b/klagomål/A 31216-2026 FSC-klagomål.docx
@@ -721,7 +721,7 @@
     <w:r>
       <w:tab/>
       <w:tab/>
-      <w:t>2026-08-20</w:t>
+      <w:t>2026-08-21</w:t>
       <w:br/>
       <w:br/>
     </w:r>

--- a/klagomål/A 31216-2026 FSC-klagomål.docx
+++ b/klagomål/A 31216-2026 FSC-klagomål.docx
@@ -721,7 +721,7 @@
     <w:r>
       <w:tab/>
       <w:tab/>
-      <w:t>2026-08-21</w:t>
+      <w:t>2026-08-22</w:t>
       <w:br/>
       <w:br/>
     </w:r>

--- a/klagomål/A 31216-2026 FSC-klagomål.docx
+++ b/klagomål/A 31216-2026 FSC-klagomål.docx
@@ -721,7 +721,7 @@
     <w:r>
       <w:tab/>
       <w:tab/>
-      <w:t>2026-08-22</w:t>
+      <w:t>2026-08-23</w:t>
       <w:br/>
       <w:br/>
     </w:r>

--- a/klagomål/A 31216-2026 FSC-klagomål.docx
+++ b/klagomål/A 31216-2026 FSC-klagomål.docx
@@ -721,7 +721,7 @@
     <w:r>
       <w:tab/>
       <w:tab/>
-      <w:t>2026-08-23</w:t>
+      <w:t>2026-08-24</w:t>
       <w:br/>
       <w:br/>
     </w:r>

--- a/klagomål/A 31216-2026 FSC-klagomål.docx
+++ b/klagomål/A 31216-2026 FSC-klagomål.docx
@@ -721,7 +721,7 @@
     <w:r>
       <w:tab/>
       <w:tab/>
-      <w:t>2026-08-24</w:t>
+      <w:t>2026-08-25</w:t>
       <w:br/>
       <w:br/>
     </w:r>

--- a/klagomål/A 31216-2026 FSC-klagomål.docx
+++ b/klagomål/A 31216-2026 FSC-klagomål.docx
@@ -721,7 +721,7 @@
     <w:r>
       <w:tab/>
       <w:tab/>
-      <w:t>2026-08-25</w:t>
+      <w:t>2026-08-26</w:t>
       <w:br/>
       <w:br/>
     </w:r>

--- a/klagomål/A 31216-2026 FSC-klagomål.docx
+++ b/klagomål/A 31216-2026 FSC-klagomål.docx
@@ -721,7 +721,7 @@
     <w:r>
       <w:tab/>
       <w:tab/>
-      <w:t>2026-08-26</w:t>
+      <w:t>2026-08-27</w:t>
       <w:br/>
       <w:br/>
     </w:r>

--- a/klagomål/A 31216-2026 FSC-klagomål.docx
+++ b/klagomål/A 31216-2026 FSC-klagomål.docx
@@ -721,7 +721,7 @@
     <w:r>
       <w:tab/>
       <w:tab/>
-      <w:t>2026-08-27</w:t>
+      <w:t>2026-08-28</w:t>
       <w:br/>
       <w:br/>
     </w:r>

--- a/klagomål/A 31216-2026 FSC-klagomål.docx
+++ b/klagomål/A 31216-2026 FSC-klagomål.docx
@@ -721,7 +721,7 @@
     <w:r>
       <w:tab/>
       <w:tab/>
-      <w:t>2026-08-28</w:t>
+      <w:t>2026-08-29</w:t>
       <w:br/>
       <w:br/>
     </w:r>

--- a/klagomål/A 31216-2026 FSC-klagomål.docx
+++ b/klagomål/A 31216-2026 FSC-klagomål.docx
@@ -721,7 +721,7 @@
     <w:r>
       <w:tab/>
       <w:tab/>
-      <w:t>2026-08-29</w:t>
+      <w:t>2026-08-31</w:t>
       <w:br/>
       <w:br/>
     </w:r>

--- a/klagomål/A 31216-2026 FSC-klagomål.docx
+++ b/klagomål/A 31216-2026 FSC-klagomål.docx
@@ -721,7 +721,7 @@
     <w:r>
       <w:tab/>
       <w:tab/>
-      <w:t>2026-08-31</w:t>
+      <w:t>2026-09-01</w:t>
       <w:br/>
       <w:br/>
     </w:r>

--- a/klagomål/A 31216-2026 FSC-klagomål.docx
+++ b/klagomål/A 31216-2026 FSC-klagomål.docx
@@ -721,7 +721,7 @@
     <w:r>
       <w:tab/>
       <w:tab/>
-      <w:t>2026-09-01</w:t>
+      <w:t>2026-09-02</w:t>
       <w:br/>
       <w:br/>
     </w:r>

--- a/klagomål/A 31216-2026 FSC-klagomål.docx
+++ b/klagomål/A 31216-2026 FSC-klagomål.docx
@@ -721,7 +721,7 @@
     <w:r>
       <w:tab/>
       <w:tab/>
-      <w:t>2026-09-02</w:t>
+      <w:t>2026-09-03</w:t>
       <w:br/>
       <w:br/>
     </w:r>

--- a/klagomål/A 31216-2026 FSC-klagomål.docx
+++ b/klagomål/A 31216-2026 FSC-klagomål.docx
@@ -721,7 +721,7 @@
     <w:r>
       <w:tab/>
       <w:tab/>
-      <w:t>2026-09-03</w:t>
+      <w:t>2026-09-04</w:t>
       <w:br/>
       <w:br/>
     </w:r>

--- a/klagomål/A 31216-2026 FSC-klagomål.docx
+++ b/klagomål/A 31216-2026 FSC-klagomål.docx
@@ -721,7 +721,7 @@
     <w:r>
       <w:tab/>
       <w:tab/>
-      <w:t>2026-09-04</w:t>
+      <w:t>2026-09-05</w:t>
       <w:br/>
       <w:br/>
     </w:r>
